--- a/1. AGREEMENT/1. General-Purpose Contract/2-2 Academic Multi-Reference License（Three or More Definitions）.docx
+++ b/1. AGREEMENT/1. General-Purpose Contract/2-2 Academic Multi-Reference License（Three or More Definitions）.docx
@@ -1031,7 +1031,7 @@
           <w:sz w:val="20"/>
           <w:szCs w:val="20"/>
         </w:rPr>
-        <w:t>ライセンシーは、三つ以上の定義文を引用した論文・発表について、公表後30日以内に PDF をライセンサー</w:t>
+        <w:t>ライセンシーは、三つ以上の定義文を引用した論文・発表について、公表後30日以内にPDFをライセンサー</w:t>
       </w:r>
     </w:p>
     <w:p>
